--- a/downloads/sheets/t16.docx
+++ b/downloads/sheets/t16.docx
@@ -34,7 +34,7 @@
     </w:p>
     <w:p>
       <w:r>
-        <w:t>confirm. The 2022 data sheet says US and territories. The EULA text this lab read also says US or Canada. Re-read both before you publish a coverage map.. last checked 2026-10.</w:t>
+        <w:t>confirm. The 2022 data sheet says US and territories. The EULA text this lab read also says US or Canada. Re-read both before you publish a coverage map. last checked 2026-10.</w:t>
       </w:r>
     </w:p>
     <w:p>
@@ -89,7 +89,7 @@
     </w:p>
     <w:p>
       <w:r>
-        <w:t>confirm. This lab does not publish a numeric default for Max Abandoned Call Percentage. The defaults page describes the windows and the warning, not a percent we are willing to repeat.. last checked 2026-10.</w:t>
+        <w:t>confirm. This lab does not publish a numeric default for Max Abandoned Call Percentage. The defaults page describes the windows and the warning, not a percent we are willing to repeat. last checked 2026-10.</w:t>
       </w:r>
     </w:p>
   </w:body>
